--- a/docs/TigerSteps_main-transaction.docx
+++ b/docs/TigerSteps_main-transaction.docx
@@ -1,6 +1,6 @@
 
 <file path=word/document.xml><?xml version="1.0" encoding="utf-8"?>
-<w:document xmlns:wpc="http://schemas.microsoft.com/office/word/2010/wordprocessingCanvas" xmlns:cx="http://schemas.microsoft.com/office/drawing/2014/chartex" xmlns:cx1="http://schemas.microsoft.com/office/drawing/2015/9/8/chartex" xmlns:cx2="http://schemas.microsoft.com/office/drawing/2015/10/21/chartex" xmlns:cx3="http://schemas.microsoft.com/office/drawing/2016/5/9/chartex" xmlns:cx4="http://schemas.microsoft.com/office/drawing/2016/5/10/chartex" xmlns:cx5="http://schemas.microsoft.com/office/drawing/2016/5/11/chartex" xmlns:cx6="http://schemas.microsoft.com/office/drawing/2016/5/12/chartex" xmlns:cx7="http://schemas.microsoft.com/office/drawing/2016/5/13/chartex" xmlns:cx8="http://schemas.microsoft.com/office/drawing/2016/5/14/chartex" xmlns:mc="http://schemas.openxmlformats.org/markup-compatibility/2006" xmlns:aink="http://schemas.microsoft.com/office/drawing/2016/ink" xmlns:am3d="http://schemas.microsoft.com/office/drawing/2017/model3d" xmlns:o="urn:schemas-microsoft-com:office:office" xmlns:oel="http://schemas.microsoft.com/office/2019/extlst" xmlns:r="http://schemas.openxmlformats.org/officeDocument/2006/relationships" xmlns:m="http://schemas.openxmlformats.org/officeDocument/2006/math" xmlns:v="urn:schemas-microsoft-com:vml" xmlns:wp14="http://schemas.microsoft.com/office/word/2010/wordprocessingDrawing" xmlns:wp="http://schemas.openxmlformats.org/drawingml/2006/wordprocessingDrawing" xmlns:w10="urn:schemas-microsoft-com:office:word" xmlns:w="http://schemas.openxmlformats.org/wordprocessingml/2006/main" xmlns:w14="http://schemas.microsoft.com/office/word/2010/wordml" xmlns:w15="http://schemas.microsoft.com/office/word/2012/wordml" xmlns:w16cex="http://schemas.microsoft.com/office/word/2018/wordml/cex" xmlns:w16cid="http://schemas.microsoft.com/office/word/2016/wordml/cid" xmlns:w16="http://schemas.microsoft.com/office/word/2018/wordml" xmlns:w16du="http://schemas.microsoft.com/office/word/2023/wordml/word16du" xmlns:w16sdtdh="http://schemas.microsoft.com/office/word/2020/wordml/sdtdatahash" xmlns:w16sdtfl="http://schemas.microsoft.com/office/word/2024/wordml/sdtformatlock" xmlns:w16se="http://schemas.microsoft.com/office/word/2015/wordml/symex" xmlns:wpg="http://schemas.microsoft.com/office/word/2010/wordprocessingGroup" xmlns:wpi="http://schemas.microsoft.com/office/word/2010/wordprocessingInk" xmlns:wne="http://schemas.microsoft.com/office/word/2006/wordml" xmlns:wps="http://schemas.microsoft.com/office/word/2010/wordprocessingShape" mc:Ignorable="w14 w15 w16se w16cid w16 w16cex w16sdtdh w16sdtfl w16du wp14">
+<w:document xmlns:wpc="http://schemas.microsoft.com/office/word/2010/wordprocessingCanvas" xmlns:cx="http://schemas.microsoft.com/office/drawing/2014/chartex" xmlns:cx1="http://schemas.microsoft.com/office/drawing/2015/9/8/chartex" xmlns:cx2="http://schemas.microsoft.com/office/drawing/2015/10/21/chartex" xmlns:cx3="http://schemas.microsoft.com/office/drawing/2016/5/9/chartex" xmlns:cx4="http://schemas.microsoft.com/office/drawing/2016/5/10/chartex" xmlns:cx5="http://schemas.microsoft.com/office/drawing/2016/5/11/chartex" xmlns:cx6="http://schemas.microsoft.com/office/drawing/2016/5/12/chartex" xmlns:cx7="http://schemas.microsoft.com/office/drawing/2016/5/13/chartex" xmlns:cx8="http://schemas.microsoft.com/office/drawing/2016/5/14/chartex" xmlns:mc="http://schemas.openxmlformats.org/markup-compatibility/2006" xmlns:m="http://schemas.openxmlformats.org/officeDocument/2006/math" xmlns:aink="http://schemas.microsoft.com/office/drawing/2016/ink" xmlns:am3d="http://schemas.microsoft.com/office/drawing/2017/model3d" xmlns:oel="http://schemas.microsoft.com/office/2019/extlst" xmlns:r="http://schemas.openxmlformats.org/officeDocument/2006/relationships" xmlns:wp14="http://schemas.microsoft.com/office/word/2010/wordprocessingDrawing" xmlns:wp="http://schemas.openxmlformats.org/drawingml/2006/wordprocessingDrawing" xmlns:wpg="http://schemas.microsoft.com/office/word/2010/wordprocessingGroup" xmlns:wpi="http://schemas.microsoft.com/office/word/2010/wordprocessingInk" xmlns:wps="http://schemas.microsoft.com/office/word/2010/wordprocessingShape" xmlns:o="urn:schemas-microsoft-com:office:office" xmlns:v="urn:schemas-microsoft-com:vml" xmlns:w10="urn:schemas-microsoft-com:office:word" xmlns:w="http://schemas.openxmlformats.org/wordprocessingml/2006/main" xmlns:w14="http://schemas.microsoft.com/office/word/2010/wordml" xmlns:w15="http://schemas.microsoft.com/office/word/2012/wordml" xmlns:w16cex="http://schemas.microsoft.com/office/word/2018/wordml/cex" xmlns:w16cid="http://schemas.microsoft.com/office/word/2016/wordml/cid" xmlns:w16="http://schemas.microsoft.com/office/word/2018/wordml" xmlns:w16sdtdh="http://schemas.microsoft.com/office/word/2020/wordml/sdtdatahash" xmlns:w16sdtfl="http://schemas.microsoft.com/office/word/2024/wordml/sdtformatlock" xmlns:w16se="http://schemas.microsoft.com/office/word/2015/wordml/symex" xmlns:w16du="http://schemas.microsoft.com/office/word/2023/wordml/word16du" xmlns:wne="http://schemas.microsoft.com/office/word/2006/wordml" mc:Ignorable="w14 w15 w16se w16cid w16 w16cex w16sdtdh w16sdtfl w16du wp14">
   <w:body>
     <w:p>
       <w:pPr>
@@ -196,13 +196,16 @@
         <w:rPr>
           <w:rFonts w:cs="Times New Roman"/>
         </w:rPr>
-        <w:t>, preferred refund method</w:t>
+        <w:t xml:space="preserve">, preferred </w:t>
       </w:r>
       <w:r>
-        <w:rPr>
-          <w:rFonts w:cs="Times New Roman"/>
-        </w:rPr>
-        <w:t>.</w:t>
+        <w:t>refund method</w:t>
+      </w:r>
+      <w:r>
+        <w:t xml:space="preserve">, </w:t>
+      </w:r>
+      <w:r>
+        <w:t>Phone Number (optional), Email (optional), Receipt Available (optional); note Quantity Purchased / Quantity Previously Returned / Delivery Date are system-sourced from the verified order.</w:t>
       </w:r>
     </w:p>
     <w:p>
@@ -233,15 +236,6 @@
       </w:r>
     </w:p>
     <w:p>
-      <w:pPr>
-        <w:spacing w:after="120" w:line="240" w:lineRule="auto"/>
-        <w:rPr>
-          <w:rFonts w:cs="Times New Roman"/>
-          <w:b/>
-          <w:bCs/>
-          <w:u w:val="single"/>
-        </w:rPr>
-      </w:pPr>
       <w:r>
         <w:rPr>
           <w:rFonts w:cs="Times New Roman"/>
@@ -274,19 +268,25 @@
         <w:rPr>
           <w:rFonts w:cs="Times New Roman"/>
         </w:rPr>
-        <w:t xml:space="preserve"> return rules. The system assigns a unique return request ID and status, evaluates the request as Approved or Rejected, records the decision reason when applicable, and saves related timestamps and status history.</w:t>
+        <w:t xml:space="preserve"> return rules. </w:t>
+      </w:r>
+      <w:r>
+        <w:t>The system assigns a unique return request ID and status, evaluates the request as Approved or Rejected, records the decision reason when applicable, and saves related timestamps and status history.</w:t>
+      </w:r>
+      <w:r>
+        <w:t xml:space="preserve"> V</w:t>
+      </w:r>
+      <w:r>
+        <w:t>erifies the selected item belongs to the matched order; populates read-only order data; computes remaining unreturned balance.</w:t>
+      </w:r>
+      <w:r>
+        <w:t xml:space="preserve"> </w:t>
+      </w:r>
+      <w:r>
+        <w:t>In the M2 demo, the eligibility decision is a preview — no Return ID is issued and no record is saved.</w:t>
       </w:r>
     </w:p>
-    <w:p>
-      <w:pPr>
-        <w:spacing w:before="160" w:after="80" w:line="240" w:lineRule="auto"/>
-        <w:rPr>
-          <w:rFonts w:cs="Times New Roman"/>
-          <w:b/>
-          <w:bCs/>
-        </w:rPr>
-      </w:pPr>
-    </w:p>
+    <w:p/>
     <w:p>
       <w:pPr>
         <w:spacing w:before="160" w:after="80" w:line="240" w:lineRule="auto"/>
@@ -524,6 +524,7 @@
         <w:rPr>
           <w:rFonts w:cs="Times New Roman"/>
         </w:rPr>
+        <w:lastRenderedPageBreak/>
         <w:t xml:space="preserve">Decision: Approved or Rejected </w:t>
       </w:r>
     </w:p>
@@ -601,6 +602,182 @@
           <w:rFonts w:cs="Times New Roman"/>
         </w:rPr>
         <w:t>Status / decision history</w:t>
+      </w:r>
+    </w:p>
+    <w:p>
+      <w:pPr>
+        <w:pStyle w:val="ListParagraph"/>
+        <w:numPr>
+          <w:ilvl w:val="0"/>
+          <w:numId w:val="11"/>
+        </w:numPr>
+        <w:spacing w:after="120" w:line="240" w:lineRule="auto"/>
+        <w:rPr>
+          <w:rFonts w:cs="Times New Roman"/>
+        </w:rPr>
+      </w:pPr>
+      <w:r>
+        <w:rPr>
+          <w:rFonts w:cs="Times New Roman"/>
+          <w:color w:val="0F1115"/>
+          <w:shd w:val="clear" w:color="auto" w:fill="FFFFFF"/>
+        </w:rPr>
+        <w:t xml:space="preserve">Phone Number </w:t>
+      </w:r>
+    </w:p>
+    <w:p>
+      <w:pPr>
+        <w:pStyle w:val="ListParagraph"/>
+        <w:numPr>
+          <w:ilvl w:val="0"/>
+          <w:numId w:val="11"/>
+        </w:numPr>
+        <w:spacing w:after="120" w:line="240" w:lineRule="auto"/>
+        <w:rPr>
+          <w:rFonts w:cs="Times New Roman"/>
+        </w:rPr>
+      </w:pPr>
+      <w:r>
+        <w:rPr>
+          <w:rFonts w:cs="Times New Roman"/>
+          <w:color w:val="0F1115"/>
+          <w:shd w:val="clear" w:color="auto" w:fill="FFFFFF"/>
+        </w:rPr>
+        <w:t xml:space="preserve">Email </w:t>
+      </w:r>
+    </w:p>
+    <w:p>
+      <w:pPr>
+        <w:pStyle w:val="ListParagraph"/>
+        <w:numPr>
+          <w:ilvl w:val="0"/>
+          <w:numId w:val="11"/>
+        </w:numPr>
+        <w:spacing w:after="120" w:line="240" w:lineRule="auto"/>
+        <w:rPr>
+          <w:rFonts w:cs="Times New Roman"/>
+        </w:rPr>
+      </w:pPr>
+      <w:r>
+        <w:rPr>
+          <w:rFonts w:cs="Times New Roman"/>
+          <w:color w:val="0F1115"/>
+          <w:shd w:val="clear" w:color="auto" w:fill="FFFFFF"/>
+        </w:rPr>
+        <w:t>Quantity Purchased</w:t>
+      </w:r>
+    </w:p>
+    <w:p>
+      <w:pPr>
+        <w:pStyle w:val="ListParagraph"/>
+        <w:numPr>
+          <w:ilvl w:val="0"/>
+          <w:numId w:val="11"/>
+        </w:numPr>
+        <w:spacing w:after="120" w:line="240" w:lineRule="auto"/>
+        <w:rPr>
+          <w:rFonts w:cs="Times New Roman"/>
+        </w:rPr>
+      </w:pPr>
+      <w:r>
+        <w:rPr>
+          <w:rFonts w:cs="Times New Roman"/>
+          <w:color w:val="0F1115"/>
+          <w:shd w:val="clear" w:color="auto" w:fill="FFFFFF"/>
+        </w:rPr>
+        <w:t>Quantity Previously Returned</w:t>
+      </w:r>
+    </w:p>
+    <w:p>
+      <w:pPr>
+        <w:pStyle w:val="ListParagraph"/>
+        <w:numPr>
+          <w:ilvl w:val="0"/>
+          <w:numId w:val="11"/>
+        </w:numPr>
+        <w:spacing w:after="120" w:line="240" w:lineRule="auto"/>
+        <w:rPr>
+          <w:rFonts w:cs="Times New Roman"/>
+        </w:rPr>
+      </w:pPr>
+      <w:r>
+        <w:rPr>
+          <w:rFonts w:cs="Times New Roman"/>
+          <w:color w:val="0F1115"/>
+          <w:shd w:val="clear" w:color="auto" w:fill="FFFFFF"/>
+        </w:rPr>
+        <w:t>Delivery Date</w:t>
+      </w:r>
+    </w:p>
+    <w:p>
+      <w:pPr>
+        <w:pStyle w:val="ListParagraph"/>
+        <w:numPr>
+          <w:ilvl w:val="0"/>
+          <w:numId w:val="11"/>
+        </w:numPr>
+        <w:spacing w:after="120" w:line="240" w:lineRule="auto"/>
+        <w:rPr>
+          <w:rFonts w:cs="Times New Roman"/>
+        </w:rPr>
+      </w:pPr>
+      <w:r>
+        <w:rPr>
+          <w:rFonts w:cs="Times New Roman"/>
+          <w:color w:val="0F1115"/>
+          <w:shd w:val="clear" w:color="auto" w:fill="FFFFFF"/>
+        </w:rPr>
+        <w:t xml:space="preserve">Receipt Available </w:t>
+      </w:r>
+    </w:p>
+    <w:p>
+      <w:pPr>
+        <w:pStyle w:val="ListParagraph"/>
+        <w:numPr>
+          <w:ilvl w:val="0"/>
+          <w:numId w:val="11"/>
+        </w:numPr>
+        <w:spacing w:after="120" w:line="240" w:lineRule="auto"/>
+        <w:rPr>
+          <w:rFonts w:cs="Times New Roman"/>
+        </w:rPr>
+      </w:pPr>
+      <w:r>
+        <w:rPr>
+          <w:rFonts w:cs="Times New Roman"/>
+          <w:color w:val="0F1115"/>
+          <w:shd w:val="clear" w:color="auto" w:fill="FFFFFF"/>
+        </w:rPr>
+        <w:t>Return ID</w:t>
+      </w:r>
+    </w:p>
+    <w:p>
+      <w:pPr>
+        <w:pStyle w:val="ListParagraph"/>
+        <w:numPr>
+          <w:ilvl w:val="0"/>
+          <w:numId w:val="11"/>
+        </w:numPr>
+        <w:spacing w:after="120" w:line="240" w:lineRule="auto"/>
+        <w:rPr>
+          <w:rFonts w:cs="Times New Roman"/>
+        </w:rPr>
+      </w:pPr>
+      <w:r>
+        <w:rPr>
+          <w:rFonts w:cs="Times New Roman"/>
+          <w:color w:val="0F1115"/>
+          <w:shd w:val="clear" w:color="auto" w:fill="FFFFFF"/>
+        </w:rPr>
+        <w:t>Ti</w:t>
+      </w:r>
+      <w:r>
+        <w:rPr>
+          <w:rFonts w:cs="Times New Roman"/>
+          <w:color w:val="0F1115"/>
+          <w:shd w:val="clear" w:color="auto" w:fill="FFFFFF"/>
+        </w:rPr>
+        <w:t>mestamps</w:t>
       </w:r>
     </w:p>
     <w:sectPr>
@@ -614,7 +791,7 @@
 </file>
 
 <file path=word/numbering.xml><?xml version="1.0" encoding="utf-8"?>
-<w:numbering xmlns:wpc="http://schemas.microsoft.com/office/word/2010/wordprocessingCanvas" xmlns:cx="http://schemas.microsoft.com/office/drawing/2014/chartex" xmlns:cx1="http://schemas.microsoft.com/office/drawing/2015/9/8/chartex" xmlns:cx2="http://schemas.microsoft.com/office/drawing/2015/10/21/chartex" xmlns:cx3="http://schemas.microsoft.com/office/drawing/2016/5/9/chartex" xmlns:cx4="http://schemas.microsoft.com/office/drawing/2016/5/10/chartex" xmlns:cx5="http://schemas.microsoft.com/office/drawing/2016/5/11/chartex" xmlns:cx6="http://schemas.microsoft.com/office/drawing/2016/5/12/chartex" xmlns:cx7="http://schemas.microsoft.com/office/drawing/2016/5/13/chartex" xmlns:cx8="http://schemas.microsoft.com/office/drawing/2016/5/14/chartex" xmlns:mc="http://schemas.openxmlformats.org/markup-compatibility/2006" xmlns:aink="http://schemas.microsoft.com/office/drawing/2016/ink" xmlns:am3d="http://schemas.microsoft.com/office/drawing/2017/model3d" xmlns:o="urn:schemas-microsoft-com:office:office" xmlns:oel="http://schemas.microsoft.com/office/2019/extlst" xmlns:r="http://schemas.openxmlformats.org/officeDocument/2006/relationships" xmlns:m="http://schemas.openxmlformats.org/officeDocument/2006/math" xmlns:v="urn:schemas-microsoft-com:vml" xmlns:wp14="http://schemas.microsoft.com/office/word/2010/wordprocessingDrawing" xmlns:wp="http://schemas.openxmlformats.org/drawingml/2006/wordprocessingDrawing" xmlns:w10="urn:schemas-microsoft-com:office:word" xmlns:w="http://schemas.openxmlformats.org/wordprocessingml/2006/main" xmlns:w14="http://schemas.microsoft.com/office/word/2010/wordml" xmlns:w15="http://schemas.microsoft.com/office/word/2012/wordml" xmlns:w16cex="http://schemas.microsoft.com/office/word/2018/wordml/cex" xmlns:w16cid="http://schemas.microsoft.com/office/word/2016/wordml/cid" xmlns:w16="http://schemas.microsoft.com/office/word/2018/wordml" xmlns:w16du="http://schemas.microsoft.com/office/word/2023/wordml/word16du" xmlns:w16sdtdh="http://schemas.microsoft.com/office/word/2020/wordml/sdtdatahash" xmlns:w16sdtfl="http://schemas.microsoft.com/office/word/2024/wordml/sdtformatlock" xmlns:w16se="http://schemas.microsoft.com/office/word/2015/wordml/symex" xmlns:wpg="http://schemas.microsoft.com/office/word/2010/wordprocessingGroup" xmlns:wpi="http://schemas.microsoft.com/office/word/2010/wordprocessingInk" xmlns:wne="http://schemas.microsoft.com/office/word/2006/wordml" xmlns:wps="http://schemas.microsoft.com/office/word/2010/wordprocessingShape" mc:Ignorable="w14 w15 w16se w16cid w16 w16cex w16sdtdh w16sdtfl w16du wp14">
+<w:numbering xmlns:wpc="http://schemas.microsoft.com/office/word/2010/wordprocessingCanvas" xmlns:cx="http://schemas.microsoft.com/office/drawing/2014/chartex" xmlns:cx1="http://schemas.microsoft.com/office/drawing/2015/9/8/chartex" xmlns:cx2="http://schemas.microsoft.com/office/drawing/2015/10/21/chartex" xmlns:cx3="http://schemas.microsoft.com/office/drawing/2016/5/9/chartex" xmlns:cx4="http://schemas.microsoft.com/office/drawing/2016/5/10/chartex" xmlns:cx5="http://schemas.microsoft.com/office/drawing/2016/5/11/chartex" xmlns:cx6="http://schemas.microsoft.com/office/drawing/2016/5/12/chartex" xmlns:cx7="http://schemas.microsoft.com/office/drawing/2016/5/13/chartex" xmlns:cx8="http://schemas.microsoft.com/office/drawing/2016/5/14/chartex" xmlns:mc="http://schemas.openxmlformats.org/markup-compatibility/2006" xmlns:m="http://schemas.openxmlformats.org/officeDocument/2006/math" xmlns:aink="http://schemas.microsoft.com/office/drawing/2016/ink" xmlns:am3d="http://schemas.microsoft.com/office/drawing/2017/model3d" xmlns:oel="http://schemas.microsoft.com/office/2019/extlst" xmlns:r="http://schemas.openxmlformats.org/officeDocument/2006/relationships" xmlns:wp14="http://schemas.microsoft.com/office/word/2010/wordprocessingDrawing" xmlns:wp="http://schemas.openxmlformats.org/drawingml/2006/wordprocessingDrawing" xmlns:wpg="http://schemas.microsoft.com/office/word/2010/wordprocessingGroup" xmlns:wpi="http://schemas.microsoft.com/office/word/2010/wordprocessingInk" xmlns:wps="http://schemas.microsoft.com/office/word/2010/wordprocessingShape" xmlns:o="urn:schemas-microsoft-com:office:office" xmlns:v="urn:schemas-microsoft-com:vml" xmlns:w10="urn:schemas-microsoft-com:office:word" xmlns:w="http://schemas.openxmlformats.org/wordprocessingml/2006/main" xmlns:w14="http://schemas.microsoft.com/office/word/2010/wordml" xmlns:w15="http://schemas.microsoft.com/office/word/2012/wordml" xmlns:w16cex="http://schemas.microsoft.com/office/word/2018/wordml/cex" xmlns:w16cid="http://schemas.microsoft.com/office/word/2016/wordml/cid" xmlns:w16="http://schemas.microsoft.com/office/word/2018/wordml" xmlns:w16sdtdh="http://schemas.microsoft.com/office/word/2020/wordml/sdtdatahash" xmlns:w16sdtfl="http://schemas.microsoft.com/office/word/2024/wordml/sdtformatlock" xmlns:w16se="http://schemas.microsoft.com/office/word/2015/wordml/symex" xmlns:w16du="http://schemas.microsoft.com/office/word/2023/wordml/word16du" xmlns:wne="http://schemas.microsoft.com/office/word/2006/wordml" mc:Ignorable="w14 w15 w16se w16cid w16 w16cex w16sdtdh w16sdtfl w16du wp14">
   <w:abstractNum w:abstractNumId="0" w15:restartNumberingAfterBreak="0">
     <w:nsid w:val="FFFFFF7C"/>
     <w:multiLevelType w:val="singleLevel"/>
@@ -1175,7 +1352,7 @@
 </file>
 
 <file path=word/styles.xml><?xml version="1.0" encoding="utf-8"?>
-<w:styles xmlns:mc="http://schemas.openxmlformats.org/markup-compatibility/2006" xmlns:r="http://schemas.openxmlformats.org/officeDocument/2006/relationships" xmlns:w="http://schemas.openxmlformats.org/wordprocessingml/2006/main" xmlns:w14="http://schemas.microsoft.com/office/word/2010/wordml" xmlns:w15="http://schemas.microsoft.com/office/word/2012/wordml" xmlns:w16cex="http://schemas.microsoft.com/office/word/2018/wordml/cex" xmlns:w16cid="http://schemas.microsoft.com/office/word/2016/wordml/cid" xmlns:w16="http://schemas.microsoft.com/office/word/2018/wordml" xmlns:w16du="http://schemas.microsoft.com/office/word/2023/wordml/word16du" xmlns:w16sdtdh="http://schemas.microsoft.com/office/word/2020/wordml/sdtdatahash" xmlns:w16sdtfl="http://schemas.microsoft.com/office/word/2024/wordml/sdtformatlock" xmlns:w16se="http://schemas.microsoft.com/office/word/2015/wordml/symex" mc:Ignorable="w14 w15 w16se w16cid w16 w16cex w16sdtdh w16sdtfl w16du">
+<w:styles xmlns:mc="http://schemas.openxmlformats.org/markup-compatibility/2006" xmlns:r="http://schemas.openxmlformats.org/officeDocument/2006/relationships" xmlns:w="http://schemas.openxmlformats.org/wordprocessingml/2006/main" xmlns:w14="http://schemas.microsoft.com/office/word/2010/wordml" xmlns:w15="http://schemas.microsoft.com/office/word/2012/wordml" xmlns:w16cex="http://schemas.microsoft.com/office/word/2018/wordml/cex" xmlns:w16cid="http://schemas.microsoft.com/office/word/2016/wordml/cid" xmlns:w16="http://schemas.microsoft.com/office/word/2018/wordml" xmlns:w16sdtdh="http://schemas.microsoft.com/office/word/2020/wordml/sdtdatahash" xmlns:w16sdtfl="http://schemas.microsoft.com/office/word/2024/wordml/sdtformatlock" xmlns:w16se="http://schemas.microsoft.com/office/word/2015/wordml/symex" xmlns:w16du="http://schemas.microsoft.com/office/word/2023/wordml/word16du" mc:Ignorable="w14 w15 w16se w16cid w16 w16cex w16sdtdh w16sdtfl w16du">
   <w:docDefaults>
     <w:rPrDefault>
       <w:rPr>

--- a/docs/TigerSteps_main-transaction.docx
+++ b/docs/TigerSteps_main-transaction.docx
@@ -202,10 +202,7 @@
         <w:t>refund method</w:t>
       </w:r>
       <w:r>
-        <w:t xml:space="preserve">, </w:t>
-      </w:r>
-      <w:r>
-        <w:t>Phone Number (optional), Email (optional), Receipt Available (optional); note Quantity Purchased / Quantity Previously Returned / Delivery Date are system-sourced from the verified order.</w:t>
+        <w:t>, Phone Number (optional), Email (optional), Receipt Available (optional); note Quantity Purchased / Quantity Previously Returned / Delivery Date are system-sourced from the verified order.</w:t>
       </w:r>
     </w:p>
     <w:p>
@@ -274,10 +271,7 @@
         <w:t>The system assigns a unique return request ID and status, evaluates the request as Approved or Rejected, records the decision reason when applicable, and saves related timestamps and status history.</w:t>
       </w:r>
       <w:r>
-        <w:t xml:space="preserve"> V</w:t>
-      </w:r>
-      <w:r>
-        <w:t>erifies the selected item belongs to the matched order; populates read-only order data; computes remaining unreturned balance.</w:t>
+        <w:t xml:space="preserve"> Verifies the selected item belongs to the matched order; populates read-only order data; computes remaining unreturned balance.</w:t>
       </w:r>
       <w:r>
         <w:t xml:space="preserve"> </w:t>
@@ -346,25 +340,6 @@
           <w:bCs/>
         </w:rPr>
         <w:t>Official Record</w:t>
-      </w:r>
-    </w:p>
-    <w:p>
-      <w:pPr>
-        <w:pStyle w:val="ListParagraph"/>
-        <w:numPr>
-          <w:ilvl w:val="0"/>
-          <w:numId w:val="11"/>
-        </w:numPr>
-        <w:spacing w:after="120" w:line="240" w:lineRule="auto"/>
-        <w:rPr>
-          <w:rFonts w:cs="Times New Roman"/>
-        </w:rPr>
-      </w:pPr>
-      <w:r>
-        <w:rPr>
-          <w:rFonts w:cs="Times New Roman"/>
-        </w:rPr>
-        <w:t xml:space="preserve">Return request ID </w:t>
       </w:r>
     </w:p>
     <w:p>
@@ -524,7 +499,6 @@
         <w:rPr>
           <w:rFonts w:cs="Times New Roman"/>
         </w:rPr>
-        <w:lastRenderedPageBreak/>
         <w:t xml:space="preserve">Decision: Approved or Rejected </w:t>
       </w:r>
     </w:p>
@@ -544,6 +518,7 @@
         <w:rPr>
           <w:rFonts w:cs="Times New Roman"/>
         </w:rPr>
+        <w:lastRenderedPageBreak/>
         <w:t xml:space="preserve">Decision reason </w:t>
       </w:r>
     </w:p>
@@ -769,15 +744,28 @@
           <w:color w:val="0F1115"/>
           <w:shd w:val="clear" w:color="auto" w:fill="FFFFFF"/>
         </w:rPr>
-        <w:t>Ti</w:t>
+        <w:t>Timestamps</w:t>
       </w:r>
+    </w:p>
+    <w:p>
+      <w:pPr>
+        <w:pStyle w:val="ListParagraph"/>
+        <w:numPr>
+          <w:ilvl w:val="0"/>
+          <w:numId w:val="11"/>
+        </w:numPr>
+        <w:spacing w:after="120" w:line="240" w:lineRule="auto"/>
+        <w:rPr>
+          <w:rFonts w:cs="Times New Roman"/>
+        </w:rPr>
+      </w:pPr>
       <w:r>
         <w:rPr>
           <w:rFonts w:cs="Times New Roman"/>
           <w:color w:val="0F1115"/>
           <w:shd w:val="clear" w:color="auto" w:fill="FFFFFF"/>
         </w:rPr>
-        <w:t>mestamps</w:t>
+        <w:t>Preferred Refund Method</w:t>
       </w:r>
     </w:p>
     <w:sectPr>
